--- a/klagomål/A 39618-2026 FSC-klagomål.docx
+++ b/klagomål/A 39618-2026 FSC-klagomål.docx
@@ -221,7 +221,7 @@
     </w:p>
     <w:p>
       <w:r>
-        <w:t>I avverkningsanmälan finns fynd av 1 naturvårdsarter, varav 1 är rödlistad och 1 är typisk (T): motaggsvamp (NT, T). Se Figur 1.</w:t>
+        <w:t>I avverkningsanmälan finns fynd av 2 naturvårdsarter, varav 2 är rödlistade och 2 är typiska (T): raggbock (VU, T) och motaggsvamp (NT, T). Se Figur 1.</w:t>
       </w:r>
     </w:p>
     <w:p>
@@ -245,6 +245,35 @@
     <w:p>
       <w:r>
         <w:t>Nedan följer beskrivningar av de naturvårdsarter och fridlysta arter som har sina livsmiljöer och växtplatser i den avverkningsanmälda skogen. De påträffade naturvårdsarterna är ett tydligt kvitto på att det rör sig om en skog med höga naturvärden.</w:t>
+      </w:r>
+    </w:p>
+    <w:p>
+      <w:r>
+        <w:rPr>
+          <w:b/>
+        </w:rPr>
+        <w:t>Raggbock (VU)</w:t>
+      </w:r>
+      <w:r>
+        <w:t xml:space="preserve"> är en brandgynnad skalbagge vars larvutveckling sker i äldre, liggande, solexponerade stammar av tall, mer sällan gran. Raggbock ingår i ett åtgärdsprogram för hotade arter (ÅGP) och den är rödlistad som nära hotad (NT) i den europeiska rödlistan. Raggbock är typisk art för </w:t>
+      </w:r>
+      <w:r>
+        <w:rPr>
+          <w:i/>
+        </w:rPr>
+        <w:t>9010 Taiga</w:t>
+      </w:r>
+      <w:r>
+        <w:t xml:space="preserve"> och</w:t>
+      </w:r>
+      <w:r>
+        <w:rPr>
+          <w:i/>
+        </w:rPr>
+        <w:t xml:space="preserve"> 9060 Åsbarrskog</w:t>
+      </w:r>
+      <w:r>
+        <w:t xml:space="preserve"> (SLU Artdatabanken, 2024; Wikars, 2014; IUCN, 2010).</w:t>
       </w:r>
     </w:p>
     <w:p>
@@ -357,7 +386,7 @@
         <w:rPr>
           <w:i/>
         </w:rPr>
-        <w:t>I det avverkningsanmälda skogsområdet har 1 naturvårdsarter varav 1 rödlistade arter sina livsmiljöer och växtplatser.</w:t>
+        <w:t>I det avverkningsanmälda skogsområdet har 2 naturvårdsarter varav 2 rödlistade arter sina livsmiljöer och växtplatser.</w:t>
       </w:r>
     </w:p>
     <w:p>
@@ -672,7 +701,7 @@
     <w:r>
       <w:tab/>
       <w:tab/>
-      <w:t>2026-09-25</w:t>
+      <w:t>2026-09-26</w:t>
       <w:br/>
       <w:br/>
     </w:r>

--- a/klagomål/A 39618-2026 FSC-klagomål.docx
+++ b/klagomål/A 39618-2026 FSC-klagomål.docx
@@ -701,7 +701,7 @@
     <w:r>
       <w:tab/>
       <w:tab/>
-      <w:t>2026-09-26</w:t>
+      <w:t>2026-09-27</w:t>
       <w:br/>
       <w:br/>
     </w:r>

--- a/klagomål/A 39618-2026 FSC-klagomål.docx
+++ b/klagomål/A 39618-2026 FSC-klagomål.docx
@@ -701,7 +701,7 @@
     <w:r>
       <w:tab/>
       <w:tab/>
-      <w:t>2026-09-27</w:t>
+      <w:t>2026-09-28</w:t>
       <w:br/>
       <w:br/>
     </w:r>

--- a/klagomål/A 39618-2026 FSC-klagomål.docx
+++ b/klagomål/A 39618-2026 FSC-klagomål.docx
@@ -701,7 +701,7 @@
     <w:r>
       <w:tab/>
       <w:tab/>
-      <w:t>2026-09-28</w:t>
+      <w:t>2026-09-29</w:t>
       <w:br/>
       <w:br/>
     </w:r>

--- a/klagomål/A 39618-2026 FSC-klagomål.docx
+++ b/klagomål/A 39618-2026 FSC-klagomål.docx
@@ -701,7 +701,7 @@
     <w:r>
       <w:tab/>
       <w:tab/>
-      <w:t>2026-09-29</w:t>
+      <w:t>2026-09-30</w:t>
       <w:br/>
       <w:br/>
     </w:r>

--- a/klagomål/A 39618-2026 FSC-klagomål.docx
+++ b/klagomål/A 39618-2026 FSC-klagomål.docx
@@ -701,7 +701,7 @@
     <w:r>
       <w:tab/>
       <w:tab/>
-      <w:t>2026-09-30</w:t>
+      <w:t>2026-10-01</w:t>
       <w:br/>
       <w:br/>
     </w:r>

--- a/klagomål/A 39618-2026 FSC-klagomål.docx
+++ b/klagomål/A 39618-2026 FSC-klagomål.docx
@@ -701,7 +701,7 @@
     <w:r>
       <w:tab/>
       <w:tab/>
-      <w:t>2026-10-01</w:t>
+      <w:t>2026-10-02</w:t>
       <w:br/>
       <w:br/>
     </w:r>

--- a/klagomål/A 39618-2026 FSC-klagomål.docx
+++ b/klagomål/A 39618-2026 FSC-klagomål.docx
@@ -701,7 +701,7 @@
     <w:r>
       <w:tab/>
       <w:tab/>
-      <w:t>2026-10-02</w:t>
+      <w:t>2026-10-03</w:t>
       <w:br/>
       <w:br/>
     </w:r>

--- a/klagomål/A 39618-2026 FSC-klagomål.docx
+++ b/klagomål/A 39618-2026 FSC-klagomål.docx
@@ -701,7 +701,7 @@
     <w:r>
       <w:tab/>
       <w:tab/>
-      <w:t>2026-10-03</w:t>
+      <w:t>2026-10-04</w:t>
       <w:br/>
       <w:br/>
     </w:r>

--- a/klagomål/A 39618-2026 FSC-klagomål.docx
+++ b/klagomål/A 39618-2026 FSC-klagomål.docx
@@ -701,7 +701,7 @@
     <w:r>
       <w:tab/>
       <w:tab/>
-      <w:t>2026-10-04</w:t>
+      <w:t>2026-10-05</w:t>
       <w:br/>
       <w:br/>
     </w:r>

--- a/klagomål/A 39618-2026 FSC-klagomål.docx
+++ b/klagomål/A 39618-2026 FSC-klagomål.docx
@@ -701,7 +701,7 @@
     <w:r>
       <w:tab/>
       <w:tab/>
-      <w:t>2026-10-05</w:t>
+      <w:t>2026-10-06</w:t>
       <w:br/>
       <w:br/>
     </w:r>

--- a/klagomål/A 39618-2026 FSC-klagomål.docx
+++ b/klagomål/A 39618-2026 FSC-klagomål.docx
@@ -701,7 +701,7 @@
     <w:r>
       <w:tab/>
       <w:tab/>
-      <w:t>2026-10-06</w:t>
+      <w:t>2026-10-07</w:t>
       <w:br/>
       <w:br/>
     </w:r>

--- a/klagomål/A 39618-2026 FSC-klagomål.docx
+++ b/klagomål/A 39618-2026 FSC-klagomål.docx
@@ -701,7 +701,7 @@
     <w:r>
       <w:tab/>
       <w:tab/>
-      <w:t>2026-10-07</w:t>
+      <w:t>2026-10-08</w:t>
       <w:br/>
       <w:br/>
     </w:r>

--- a/klagomål/A 39618-2026 FSC-klagomål.docx
+++ b/klagomål/A 39618-2026 FSC-klagomål.docx
@@ -701,7 +701,7 @@
     <w:r>
       <w:tab/>
       <w:tab/>
-      <w:t>2026-10-08</w:t>
+      <w:t>2026-10-09</w:t>
       <w:br/>
       <w:br/>
     </w:r>

--- a/klagomål/A 39618-2026 FSC-klagomål.docx
+++ b/klagomål/A 39618-2026 FSC-klagomål.docx
@@ -701,7 +701,7 @@
     <w:r>
       <w:tab/>
       <w:tab/>
-      <w:t>2026-10-09</w:t>
+      <w:t>2026-10-10</w:t>
       <w:br/>
       <w:br/>
     </w:r>

--- a/klagomål/A 39618-2026 FSC-klagomål.docx
+++ b/klagomål/A 39618-2026 FSC-klagomål.docx
@@ -701,7 +701,7 @@
     <w:r>
       <w:tab/>
       <w:tab/>
-      <w:t>2026-10-10</w:t>
+      <w:t>2026-10-11</w:t>
       <w:br/>
       <w:br/>
     </w:r>

--- a/klagomål/A 39618-2026 FSC-klagomål.docx
+++ b/klagomål/A 39618-2026 FSC-klagomål.docx
@@ -701,7 +701,7 @@
     <w:r>
       <w:tab/>
       <w:tab/>
-      <w:t>2026-10-11</w:t>
+      <w:t>2026-10-12</w:t>
       <w:br/>
       <w:br/>
     </w:r>

--- a/klagomål/A 39618-2026 FSC-klagomål.docx
+++ b/klagomål/A 39618-2026 FSC-klagomål.docx
@@ -701,7 +701,7 @@
     <w:r>
       <w:tab/>
       <w:tab/>
-      <w:t>2026-10-12</w:t>
+      <w:t>2026-10-13</w:t>
       <w:br/>
       <w:br/>
     </w:r>

--- a/klagomål/A 39618-2026 FSC-klagomål.docx
+++ b/klagomål/A 39618-2026 FSC-klagomål.docx
@@ -701,7 +701,7 @@
     <w:r>
       <w:tab/>
       <w:tab/>
-      <w:t>2026-10-13</w:t>
+      <w:t>2026-10-14</w:t>
       <w:br/>
       <w:br/>
     </w:r>

--- a/klagomål/A 39618-2026 FSC-klagomål.docx
+++ b/klagomål/A 39618-2026 FSC-klagomål.docx
@@ -701,7 +701,7 @@
     <w:r>
       <w:tab/>
       <w:tab/>
-      <w:t>2026-10-14</w:t>
+      <w:t>2026-10-15</w:t>
       <w:br/>
       <w:br/>
     </w:r>

--- a/klagomål/A 39618-2026 FSC-klagomål.docx
+++ b/klagomål/A 39618-2026 FSC-klagomål.docx
@@ -701,7 +701,7 @@
     <w:r>
       <w:tab/>
       <w:tab/>
-      <w:t>2026-10-15</w:t>
+      <w:t>2026-10-16</w:t>
       <w:br/>
       <w:br/>
     </w:r>

--- a/klagomål/A 39618-2026 FSC-klagomål.docx
+++ b/klagomål/A 39618-2026 FSC-klagomål.docx
@@ -701,7 +701,7 @@
     <w:r>
       <w:tab/>
       <w:tab/>
-      <w:t>2026-10-16</w:t>
+      <w:t>2026-10-17</w:t>
       <w:br/>
       <w:br/>
     </w:r>

--- a/klagomål/A 39618-2026 FSC-klagomål.docx
+++ b/klagomål/A 39618-2026 FSC-klagomål.docx
@@ -701,7 +701,7 @@
     <w:r>
       <w:tab/>
       <w:tab/>
-      <w:t>2026-10-17</w:t>
+      <w:t>2026-10-18</w:t>
       <w:br/>
       <w:br/>
     </w:r>

--- a/klagomål/A 39618-2026 FSC-klagomål.docx
+++ b/klagomål/A 39618-2026 FSC-klagomål.docx
@@ -701,7 +701,7 @@
     <w:r>
       <w:tab/>
       <w:tab/>
-      <w:t>2026-10-18</w:t>
+      <w:t>2026-10-19</w:t>
       <w:br/>
       <w:br/>
     </w:r>

--- a/klagomål/A 39618-2026 FSC-klagomål.docx
+++ b/klagomål/A 39618-2026 FSC-klagomål.docx
@@ -701,7 +701,7 @@
     <w:r>
       <w:tab/>
       <w:tab/>
-      <w:t>2026-10-19</w:t>
+      <w:t>2026-10-20</w:t>
       <w:br/>
       <w:br/>
     </w:r>

--- a/klagomål/A 39618-2026 FSC-klagomål.docx
+++ b/klagomål/A 39618-2026 FSC-klagomål.docx
@@ -701,7 +701,7 @@
     <w:r>
       <w:tab/>
       <w:tab/>
-      <w:t>2026-10-20</w:t>
+      <w:t>2026-10-21</w:t>
       <w:br/>
       <w:br/>
     </w:r>

--- a/klagomål/A 39618-2026 FSC-klagomål.docx
+++ b/klagomål/A 39618-2026 FSC-klagomål.docx
@@ -701,7 +701,7 @@
     <w:r>
       <w:tab/>
       <w:tab/>
-      <w:t>2026-10-21</w:t>
+      <w:t>2026-10-22</w:t>
       <w:br/>
       <w:br/>
     </w:r>

--- a/klagomål/A 39618-2026 FSC-klagomål.docx
+++ b/klagomål/A 39618-2026 FSC-klagomål.docx
@@ -701,7 +701,7 @@
     <w:r>
       <w:tab/>
       <w:tab/>
-      <w:t>2026-10-22</w:t>
+      <w:t>2026-10-23</w:t>
       <w:br/>
       <w:br/>
     </w:r>

--- a/klagomål/A 39618-2026 FSC-klagomål.docx
+++ b/klagomål/A 39618-2026 FSC-klagomål.docx
@@ -701,7 +701,7 @@
     <w:r>
       <w:tab/>
       <w:tab/>
-      <w:t>2026-10-23</w:t>
+      <w:t>2026-10-24</w:t>
       <w:br/>
       <w:br/>
     </w:r>

--- a/klagomål/A 39618-2026 FSC-klagomål.docx
+++ b/klagomål/A 39618-2026 FSC-klagomål.docx
@@ -701,7 +701,7 @@
     <w:r>
       <w:tab/>
       <w:tab/>
-      <w:t>2026-10-24</w:t>
+      <w:t>2026-10-25</w:t>
       <w:br/>
       <w:br/>
     </w:r>

--- a/klagomål/A 39618-2026 FSC-klagomål.docx
+++ b/klagomål/A 39618-2026 FSC-klagomål.docx
@@ -701,7 +701,7 @@
     <w:r>
       <w:tab/>
       <w:tab/>
-      <w:t>2026-10-25</w:t>
+      <w:t>2026-10-26</w:t>
       <w:br/>
       <w:br/>
     </w:r>

--- a/klagomål/A 39618-2026 FSC-klagomål.docx
+++ b/klagomål/A 39618-2026 FSC-klagomål.docx
@@ -701,7 +701,7 @@
     <w:r>
       <w:tab/>
       <w:tab/>
-      <w:t>2026-10-26</w:t>
+      <w:t>2026-10-27</w:t>
       <w:br/>
       <w:br/>
     </w:r>

--- a/klagomål/A 39618-2026 FSC-klagomål.docx
+++ b/klagomål/A 39618-2026 FSC-klagomål.docx
@@ -701,7 +701,7 @@
     <w:r>
       <w:tab/>
       <w:tab/>
-      <w:t>2026-10-27</w:t>
+      <w:t>2026-10-28</w:t>
       <w:br/>
       <w:br/>
     </w:r>

--- a/klagomål/A 39618-2026 FSC-klagomål.docx
+++ b/klagomål/A 39618-2026 FSC-klagomål.docx
@@ -701,7 +701,7 @@
     <w:r>
       <w:tab/>
       <w:tab/>
-      <w:t>2026-10-28</w:t>
+      <w:t>2026-10-29</w:t>
       <w:br/>
       <w:br/>
     </w:r>

--- a/klagomål/A 39618-2026 FSC-klagomål.docx
+++ b/klagomål/A 39618-2026 FSC-klagomål.docx
@@ -701,7 +701,7 @@
     <w:r>
       <w:tab/>
       <w:tab/>
-      <w:t>2026-10-29</w:t>
+      <w:t>2026-10-31</w:t>
       <w:br/>
       <w:br/>
     </w:r>
